--- a/certifications et MAIF.docx
+++ b/certifications et MAIF.docx
@@ -39,21 +39,13 @@
     </w:p>
     <w:p>
       <w:r>
-        <w:t xml:space="preserve">Voici l'analyse structurée pour ton cahier des charges et les prompts pour </w:t>
-      </w:r>
-      <w:proofErr w:type="spellStart"/>
-      <w:r>
-        <w:t>Cursor</w:t>
-      </w:r>
-      <w:proofErr w:type="spellEnd"/>
-      <w:r>
-        <w:t>.</w:t>
+        <w:t>Voici l'analyse structurée pour ton cahier des charges et les prompts pour Cursor.</w:t>
       </w:r>
     </w:p>
     <w:p>
       <w:r>
         <w:pict w14:anchorId="472DEDDF">
-          <v:rect id="_x0000_i1043" style="width:0;height:1.5pt" o:hralign="center" o:hrstd="t" o:hr="t" fillcolor="#a0a0a0" stroked="f"/>
+          <v:rect id="_x0000_i1025" style="width:0;height:1.5pt" o:hralign="center" o:hrstd="t" o:hr="t" fillcolor="#a0a0a0" stroked="f"/>
         </w:pict>
       </w:r>
     </w:p>
@@ -114,21 +106,12 @@
           <w:numId w:val="1"/>
         </w:numPr>
       </w:pPr>
-      <w:proofErr w:type="spellStart"/>
-      <w:r>
-        <w:rPr>
-          <w:b/>
-          <w:bCs/>
-        </w:rPr>
-        <w:t>Qualifelec</w:t>
-      </w:r>
-      <w:proofErr w:type="spellEnd"/>
-      <w:r>
-        <w:rPr>
-          <w:b/>
-          <w:bCs/>
-        </w:rPr>
-        <w:t xml:space="preserve"> :</w:t>
+      <w:r>
+        <w:rPr>
+          <w:b/>
+          <w:bCs/>
+        </w:rPr>
+        <w:t>Qualifelec :</w:t>
       </w:r>
       <w:r>
         <w:t xml:space="preserve"> La référence absolue. Elle prouve la compétence technique et le respect des normes (NF C 15-100).</w:t>
@@ -233,15 +216,7 @@
         <w:t>RGE (Reconnu Garant de l'Environnement) :</w:t>
       </w:r>
       <w:r>
-        <w:t xml:space="preserve"> Obligatoire pour que le client bénéficie des aides d'État (</w:t>
-      </w:r>
-      <w:proofErr w:type="spellStart"/>
-      <w:r>
-        <w:t>MaPrimeRénov</w:t>
-      </w:r>
-      <w:proofErr w:type="spellEnd"/>
-      <w:r>
-        <w:t>').</w:t>
+        <w:t xml:space="preserve"> Obligatoire pour que le client bénéficie des aides d'État (MaPrimeRénov').</w:t>
       </w:r>
     </w:p>
     <w:p>
@@ -325,15 +300,7 @@
         <w:t>Dossier Administratif :</w:t>
       </w:r>
       <w:r>
-        <w:t xml:space="preserve"> Preuve des assurances (Décennale à jour ++), </w:t>
-      </w:r>
-      <w:proofErr w:type="spellStart"/>
-      <w:r>
-        <w:t>kbis</w:t>
-      </w:r>
-      <w:proofErr w:type="spellEnd"/>
-      <w:r>
-        <w:t>, et santé financière.</w:t>
+        <w:t xml:space="preserve"> Preuve des assurances (Décennale à jour ++), kbis, et santé financière.</w:t>
       </w:r>
     </w:p>
     <w:p>
@@ -351,15 +318,7 @@
         <w:t>Audit sur Chantier :</w:t>
       </w:r>
       <w:r>
-        <w:t xml:space="preserve"> Un organisme (Qualibat, </w:t>
-      </w:r>
-      <w:proofErr w:type="spellStart"/>
-      <w:r>
-        <w:t>Qualifelec</w:t>
-      </w:r>
-      <w:proofErr w:type="spellEnd"/>
-      <w:r>
-        <w:t>) vient vérifier "en vrai" la qualité d'une réalisation.</w:t>
+        <w:t xml:space="preserve"> Un organisme (Qualibat, Qualifelec) vient vérifier "en vrai" la qualité d'une réalisation.</w:t>
       </w:r>
     </w:p>
     <w:p>
@@ -384,7 +343,7 @@
     <w:p>
       <w:r>
         <w:pict w14:anchorId="480B5EF9">
-          <v:rect id="_x0000_i1044" style="width:0;height:1.5pt" o:hralign="center" o:hrstd="t" o:hr="t" fillcolor="#a0a0a0" stroked="f"/>
+          <v:rect id="_x0000_i1026" style="width:0;height:1.5pt" o:hralign="center" o:hrstd="t" o:hr="t" fillcolor="#a0a0a0" stroked="f"/>
         </w:pict>
       </w:r>
     </w:p>
@@ -471,15 +430,7 @@
         <w:t>Le Concept :</w:t>
       </w:r>
       <w:r>
-        <w:t xml:space="preserve"> En cas de sinistre (dégât des eaux, panne </w:t>
-      </w:r>
-      <w:proofErr w:type="gramStart"/>
-      <w:r>
-        <w:t>électrique</w:t>
-      </w:r>
-      <w:proofErr w:type="gramEnd"/>
-      <w:r>
-        <w:t>), la MAIF n'envoie que des artisans qui ont signé une charte de qualité et de tarifs.</w:t>
+        <w:t xml:space="preserve"> En cas de sinistre (dégât des eaux, panne électrique), la MAIF n'envoie que des artisans qui ont signé une charte de qualité et de tarifs.</w:t>
       </w:r>
     </w:p>
     <w:p>
@@ -513,7 +464,7 @@
     <w:p>
       <w:r>
         <w:pict w14:anchorId="774763ED">
-          <v:rect id="_x0000_i1045" style="width:0;height:1.5pt" o:hralign="center" o:hrstd="t" o:hr="t" fillcolor="#a0a0a0" stroked="f"/>
+          <v:rect id="_x0000_i1027" style="width:0;height:1.5pt" o:hralign="center" o:hrstd="t" o:hr="t" fillcolor="#a0a0a0" stroked="f"/>
         </w:pict>
       </w:r>
     </w:p>
@@ -542,15 +493,7 @@
     </w:p>
     <w:p>
       <w:r>
-        <w:t xml:space="preserve">Voici les deux blocs à donner à </w:t>
-      </w:r>
-      <w:proofErr w:type="spellStart"/>
-      <w:r>
-        <w:t>Cursor</w:t>
-      </w:r>
-      <w:proofErr w:type="spellEnd"/>
-      <w:r>
-        <w:t xml:space="preserve"> pour qu'il intègre ces dimensions dans le projet.</w:t>
+        <w:t>Voici les deux blocs à donner à Cursor pour qu'il intègre ces dimensions dans le projet.</w:t>
       </w:r>
     </w:p>
     <w:p>
@@ -581,15 +524,7 @@
         </w:numPr>
       </w:pPr>
       <w:r>
-        <w:t xml:space="preserve">Ajoute une base de données de référence pour les certifications : </w:t>
-      </w:r>
-      <w:proofErr w:type="spellStart"/>
-      <w:r>
-        <w:t>Qualifelec</w:t>
-      </w:r>
-      <w:proofErr w:type="spellEnd"/>
-      <w:r>
-        <w:t xml:space="preserve"> (Élec), PG (Gaz), Qualibat (Plomberie/RSO) et RGE.</w:t>
+        <w:t>Ajoute une base de données de référence pour les certifications : Qualifelec (Élec), PG (Gaz), Qualibat (Plomberie/RSO) et RGE.</w:t>
       </w:r>
     </w:p>
     <w:p>
@@ -611,15 +546,7 @@
         </w:numPr>
       </w:pPr>
       <w:r>
-        <w:t xml:space="preserve">Ajoute une section 'Partenariats Assureurs' mentionnant l'intégration future des API ou </w:t>
-      </w:r>
-      <w:proofErr w:type="gramStart"/>
-      <w:r>
-        <w:t>listings</w:t>
-      </w:r>
-      <w:proofErr w:type="gramEnd"/>
-      <w:r>
-        <w:t xml:space="preserve"> de 'MAIF Assistance' pour les réparateurs agréés."</w:t>
+        <w:t>Ajoute une section 'Partenariats Assureurs' mentionnant l'intégration future des API ou listings de 'MAIF Assistance' pour les réparateurs agréés."</w:t>
       </w:r>
     </w:p>
     <w:p>
@@ -650,15 +577,7 @@
         </w:numPr>
       </w:pPr>
       <w:r>
-        <w:t xml:space="preserve">Si le diagnostic IA détecte une anomalie électrique, affiche un badge 'Expert </w:t>
-      </w:r>
-      <w:proofErr w:type="spellStart"/>
-      <w:r>
-        <w:t>Qualifelec</w:t>
-      </w:r>
-      <w:proofErr w:type="spellEnd"/>
-      <w:r>
-        <w:t xml:space="preserve"> Recommandé'.</w:t>
+        <w:t>Si le diagnostic IA détecte une anomalie électrique, affiche un badge 'Expert Qualifelec Recommandé'.</w:t>
       </w:r>
     </w:p>
     <w:p>
@@ -693,6 +612,98 @@
       <w:r>
         <w:lastRenderedPageBreak/>
         <w:t>Prévoir une icône 'Bouclier' à côté du nom de l'artisan pour symboliser la validation par SÉRÉNO."</w:t>
+      </w:r>
+    </w:p>
+    <w:p>
+      <w:r>
+        <w:br/>
+      </w:r>
+      <w:r>
+        <w:br/>
+        <w:t>Précision sur l’existence d’une API maif, La réponse de Gemini,a creuser</w:t>
+      </w:r>
+      <w:r>
+        <w:br/>
+      </w:r>
+      <w:r>
+        <w:br/>
+      </w:r>
+      <w:r>
+        <w:t>Je ne peux pas confirmer l'existence ou les fonctionnalités précises d'une API publique de la MAIF permettant d'accéder à des informations spécifiques sur leurs artisans partenaires ou référencés.</w:t>
+      </w:r>
+    </w:p>
+    <w:p>
+      <w:r>
+        <w:t>En règle générale, les compagnies d'assurance utilisent des APIs principalement pour des interactions avec leurs clients (suivi de sinistres, consultation de contrats, paiement de primes) ou pour des intégrations avec d'autres professionnels de l'assurance et courtiers (courtage, gestion de flottes).</w:t>
+      </w:r>
+    </w:p>
+    <w:p>
+      <w:r>
+        <w:t>L'accès à un annuaire d'artisans "référencés pour un certain grade de qualité" par la MAIF via une API publique à partir d'un numéro SIRET n'est pas une fonctionnalité standard ou largement documentée pour ce type d'institution. Ces référencements internes sont souvent gérés dans le cadre de partenariats privés pour les besoins spécifiques des assurés MAIF (par exemple, pour des réparations suite à un sinistre) et ne sont pas nécessairement exposés via des interfaces publiques.</w:t>
+      </w:r>
+    </w:p>
+    <w:p>
+      <w:r>
+        <w:t>Pour obtenir des informations fiables et à jour sur les APIs proposées par la MAIF et leurs capacités, vous devriez :</w:t>
+      </w:r>
+    </w:p>
+    <w:p>
+      <w:pPr>
+        <w:numPr>
+          <w:ilvl w:val="0"/>
+          <w:numId w:val="6"/>
+        </w:numPr>
+      </w:pPr>
+      <w:r>
+        <w:rPr>
+          <w:b/>
+          <w:bCs/>
+        </w:rPr>
+        <w:t>Consulter le site officiel de la MAIF</w:t>
+      </w:r>
+      <w:r>
+        <w:t xml:space="preserve"> et rechercher des sections dédiées aux développeurs ("Developer Portal", "API MAIF", etc.).</w:t>
+      </w:r>
+    </w:p>
+    <w:p>
+      <w:pPr>
+        <w:numPr>
+          <w:ilvl w:val="0"/>
+          <w:numId w:val="6"/>
+        </w:numPr>
+      </w:pPr>
+      <w:r>
+        <w:rPr>
+          <w:b/>
+          <w:bCs/>
+        </w:rPr>
+        <w:t>Contacter directement la MAIF</w:t>
+      </w:r>
+      <w:r>
+        <w:t xml:space="preserve"> via leurs canaux de support pour les professionnels ou les partenariats afin de vous renseigner sur les possibilités d'intégration.</w:t>
+      </w:r>
+    </w:p>
+    <w:p>
+      <w:pPr>
+        <w:numPr>
+          <w:ilvl w:val="0"/>
+          <w:numId w:val="6"/>
+        </w:numPr>
+      </w:pPr>
+      <w:r>
+        <w:rPr>
+          <w:b/>
+          <w:bCs/>
+        </w:rPr>
+        <w:t>Vérifier les plateformes d'APIs tierces</w:t>
+      </w:r>
+      <w:r>
+        <w:t xml:space="preserve"> qui pourraient proposer des connecteurs pour les services MAIF, bien que cela soit moins probable pour des données aussi spécifiques que le référencement qualité des artisans.</w:t>
+      </w:r>
+    </w:p>
+    <w:p>
+      <w:r>
+        <w:t>Il est probable que l'accès à ce type d'information nécessite des accords commerciaux spécifiques et un accès sécurisé, plutôt qu'une API publique en accès libre.</w:t>
       </w:r>
     </w:p>
     <w:p/>
@@ -1381,6 +1392,119 @@
       </w:rPr>
     </w:lvl>
   </w:abstractNum>
+  <w:abstractNum w:abstractNumId="5" w15:restartNumberingAfterBreak="0">
+    <w:nsid w:val="4BA425FB"/>
+    <w:multiLevelType w:val="multilevel"/>
+    <w:tmpl w:val="A0E85510"/>
+    <w:lvl w:ilvl="0">
+      <w:start w:val="1"/>
+      <w:numFmt w:val="decimal"/>
+      <w:lvlText w:val="%1."/>
+      <w:lvlJc w:val="left"/>
+      <w:pPr>
+        <w:tabs>
+          <w:tab w:val="num" w:pos="720"/>
+        </w:tabs>
+        <w:ind w:left="720" w:hanging="360"/>
+      </w:pPr>
+    </w:lvl>
+    <w:lvl w:ilvl="1" w:tentative="1">
+      <w:start w:val="1"/>
+      <w:numFmt w:val="decimal"/>
+      <w:lvlText w:val="%2."/>
+      <w:lvlJc w:val="left"/>
+      <w:pPr>
+        <w:tabs>
+          <w:tab w:val="num" w:pos="1440"/>
+        </w:tabs>
+        <w:ind w:left="1440" w:hanging="360"/>
+      </w:pPr>
+    </w:lvl>
+    <w:lvl w:ilvl="2" w:tentative="1">
+      <w:start w:val="1"/>
+      <w:numFmt w:val="decimal"/>
+      <w:lvlText w:val="%3."/>
+      <w:lvlJc w:val="left"/>
+      <w:pPr>
+        <w:tabs>
+          <w:tab w:val="num" w:pos="2160"/>
+        </w:tabs>
+        <w:ind w:left="2160" w:hanging="360"/>
+      </w:pPr>
+    </w:lvl>
+    <w:lvl w:ilvl="3" w:tentative="1">
+      <w:start w:val="1"/>
+      <w:numFmt w:val="decimal"/>
+      <w:lvlText w:val="%4."/>
+      <w:lvlJc w:val="left"/>
+      <w:pPr>
+        <w:tabs>
+          <w:tab w:val="num" w:pos="2880"/>
+        </w:tabs>
+        <w:ind w:left="2880" w:hanging="360"/>
+      </w:pPr>
+    </w:lvl>
+    <w:lvl w:ilvl="4" w:tentative="1">
+      <w:start w:val="1"/>
+      <w:numFmt w:val="decimal"/>
+      <w:lvlText w:val="%5."/>
+      <w:lvlJc w:val="left"/>
+      <w:pPr>
+        <w:tabs>
+          <w:tab w:val="num" w:pos="3600"/>
+        </w:tabs>
+        <w:ind w:left="3600" w:hanging="360"/>
+      </w:pPr>
+    </w:lvl>
+    <w:lvl w:ilvl="5" w:tentative="1">
+      <w:start w:val="1"/>
+      <w:numFmt w:val="decimal"/>
+      <w:lvlText w:val="%6."/>
+      <w:lvlJc w:val="left"/>
+      <w:pPr>
+        <w:tabs>
+          <w:tab w:val="num" w:pos="4320"/>
+        </w:tabs>
+        <w:ind w:left="4320" w:hanging="360"/>
+      </w:pPr>
+    </w:lvl>
+    <w:lvl w:ilvl="6" w:tentative="1">
+      <w:start w:val="1"/>
+      <w:numFmt w:val="decimal"/>
+      <w:lvlText w:val="%7."/>
+      <w:lvlJc w:val="left"/>
+      <w:pPr>
+        <w:tabs>
+          <w:tab w:val="num" w:pos="5040"/>
+        </w:tabs>
+        <w:ind w:left="5040" w:hanging="360"/>
+      </w:pPr>
+    </w:lvl>
+    <w:lvl w:ilvl="7" w:tentative="1">
+      <w:start w:val="1"/>
+      <w:numFmt w:val="decimal"/>
+      <w:lvlText w:val="%8."/>
+      <w:lvlJc w:val="left"/>
+      <w:pPr>
+        <w:tabs>
+          <w:tab w:val="num" w:pos="5760"/>
+        </w:tabs>
+        <w:ind w:left="5760" w:hanging="360"/>
+      </w:pPr>
+    </w:lvl>
+    <w:lvl w:ilvl="8" w:tentative="1">
+      <w:start w:val="1"/>
+      <w:numFmt w:val="decimal"/>
+      <w:lvlText w:val="%9."/>
+      <w:lvlJc w:val="left"/>
+      <w:pPr>
+        <w:tabs>
+          <w:tab w:val="num" w:pos="6480"/>
+        </w:tabs>
+        <w:ind w:left="6480" w:hanging="360"/>
+      </w:pPr>
+    </w:lvl>
+  </w:abstractNum>
   <w:num w:numId="1" w16cid:durableId="2142532445">
     <w:abstractNumId w:val="3"/>
   </w:num>
@@ -1395,6 +1519,9 @@
   </w:num>
   <w:num w:numId="5" w16cid:durableId="659235302">
     <w:abstractNumId w:val="4"/>
+  </w:num>
+  <w:num w:numId="6" w16cid:durableId="1401639800">
+    <w:abstractNumId w:val="5"/>
   </w:num>
 </w:numbering>
 </file>
@@ -2315,6 +2442,17 @@
       <w:spacing w:val="5"/>
     </w:rPr>
   </w:style>
+  <w:style w:type="paragraph" w:styleId="NormalWeb">
+    <w:name w:val="Normal (Web)"/>
+    <w:basedOn w:val="Normal"/>
+    <w:uiPriority w:val="99"/>
+    <w:semiHidden/>
+    <w:unhideWhenUsed/>
+    <w:rsid w:val="00A42DBB"/>
+    <w:rPr>
+      <w:rFonts w:ascii="Times New Roman" w:hAnsi="Times New Roman" w:cs="Times New Roman"/>
+    </w:rPr>
+  </w:style>
 </w:styles>
 </file>
 
